--- a/definitions/design/3/templates/reference.docx
+++ b/definitions/design/3/templates/reference.docx
@@ -4328,7 +4328,6 @@
     <w:lvl w:ilvl="4">
       <w:start w:val="1"/>
       <w:numFmt w:val="decimal"/>
-      <w:pStyle w:val="Heading5"/>
       <w:lvlText w:val="%5)"/>
       <w:lvlJc w:val="left"/>
       <w:pPr>
@@ -6915,6 +6914,78 @@
       <w:pPr>
         <w:ind w:left="1584" w:hanging="144"/>
       </w:pPr>
+    </w:lvl>
+  </w:abstractNum>
+  <w:abstractNum w:abstractNumId="42">
+    <w:nsid w:val="5A1C0197"/>
+    <w:multiLevelType w:val="multilevel"/>
+    <w:tmpl w:val="0C090197"/>
+    <w:name w:val="Gantry Headings"/>
+    <w:lvl w:ilvl="0">
+      <w:start w:val="1"/>
+      <w:numFmt w:val="decimal"/>
+      <w:pStyle w:val="Heading1"/>
+      <w:lvlText w:val="%1"/>
+      <w:lvlJc w:val="left"/>
+      <w:pPr>
+        <w:ind w:left="567" w:hanging="567"/>
+      </w:pPr>
+    </w:lvl>
+    <w:lvl w:ilvl="1">
+      <w:start w:val="1"/>
+      <w:numFmt w:val="decimal"/>
+      <w:pStyle w:val="Heading2"/>
+      <w:lvlText w:val="%1.%2"/>
+      <w:lvlJc w:val="left"/>
+      <w:pPr>
+        <w:ind w:left="709" w:hanging="709"/>
+      </w:pPr>
+    </w:lvl>
+    <w:lvl w:ilvl="2">
+      <w:start w:val="1"/>
+      <w:numFmt w:val="decimal"/>
+      <w:pStyle w:val="Heading3"/>
+      <w:lvlText w:val="%1.%2.%3"/>
+      <w:lvlJc w:val="left"/>
+      <w:pPr>
+        <w:ind w:left="851" w:hanging="851"/>
+      </w:pPr>
+    </w:lvl>
+    <w:lvl w:ilvl="3">
+      <w:start w:val="1"/>
+      <w:numFmt w:val="none"/>
+      <w:lvlText w:val=""/>
+      <w:lvlJc w:val="left"/>
+    </w:lvl>
+    <w:lvl w:ilvl="4">
+      <w:start w:val="1"/>
+      <w:numFmt w:val="none"/>
+      <w:lvlText w:val=""/>
+      <w:lvlJc w:val="left"/>
+    </w:lvl>
+    <w:lvl w:ilvl="5">
+      <w:start w:val="1"/>
+      <w:numFmt w:val="none"/>
+      <w:lvlText w:val=""/>
+      <w:lvlJc w:val="left"/>
+    </w:lvl>
+    <w:lvl w:ilvl="6">
+      <w:start w:val="1"/>
+      <w:numFmt w:val="none"/>
+      <w:lvlText w:val=""/>
+      <w:lvlJc w:val="left"/>
+    </w:lvl>
+    <w:lvl w:ilvl="7">
+      <w:start w:val="1"/>
+      <w:numFmt w:val="none"/>
+      <w:lvlText w:val=""/>
+      <w:lvlJc w:val="left"/>
+    </w:lvl>
+    <w:lvl w:ilvl="8">
+      <w:start w:val="1"/>
+      <w:numFmt w:val="none"/>
+      <w:lvlText w:val=""/>
+      <w:lvlJc w:val="left"/>
     </w:lvl>
   </w:abstractNum>
   <w:num w:numId="1" w16cid:durableId="2113815086">
@@ -7619,6 +7690,9 @@
   <w:num w:numId="50" w16cid:durableId="1539583936">
     <w:abstractNumId w:val="18"/>
   </w:num>
+  <w:num w:numId="51">
+    <w:abstractNumId w:val="42"/>
+  </w:num>
 </w:numbering>
 </file>
 
@@ -8035,6 +8109,11 @@
     <w:qFormat/>
     <w:rsid w:val="006D2EB4"/>
     <w:pPr>
+      <w:keepNext/>
+      <w:numPr>
+        <w:ilvl w:val="0"/>
+        <w:numId w:val="51"/>
+      </w:numPr>
       <w:tabs>
         <w:tab w:val="clear" w:pos="1620"/>
         <w:tab w:val="clear" w:pos="5940"/>
@@ -8060,6 +8139,11 @@
     <w:qFormat/>
     <w:rsid w:val="00065E1B"/>
     <w:pPr>
+      <w:keepNext/>
+      <w:numPr>
+        <w:ilvl w:val="1"/>
+        <w:numId w:val="51"/>
+      </w:numPr>
       <w:spacing w:before="240"/>
       <w:outlineLvl w:val="1"/>
     </w:pPr>
@@ -8080,6 +8164,10 @@
     <w:rsid w:val="006D2EB4"/>
     <w:pPr>
       <w:keepNext/>
+      <w:numPr>
+        <w:ilvl w:val="2"/>
+        <w:numId w:val="51"/>
+      </w:numPr>
       <w:spacing w:before="120"/>
       <w:outlineLvl w:val="2"/>
     </w:pPr>
@@ -8100,6 +8188,7 @@
     <w:qFormat/>
     <w:rsid w:val="001D4DBB"/>
     <w:pPr>
+      <w:keepNext/>
       <w:outlineLvl w:val="3"/>
     </w:pPr>
     <w:rPr>
@@ -8121,10 +8210,6 @@
     <w:pPr>
       <w:keepNext/>
       <w:keepLines/>
-      <w:numPr>
-        <w:ilvl w:val="4"/>
-        <w:numId w:val="15"/>
-      </w:numPr>
       <w:spacing w:before="200"/>
       <w:outlineLvl w:val="4"/>
     </w:pPr>
@@ -8536,6 +8621,10 @@
     <w:unhideWhenUsed/>
     <w:rsid w:val="003B0A38"/>
     <w:pPr>
+      <w:numPr>
+        <w:ilvl w:val="0"/>
+        <w:numId w:val="0"/>
+      </w:numPr>
       <w:spacing w:before="480" w:line="276" w:lineRule="auto"/>
       <w:outlineLvl w:val="9"/>
     </w:pPr>
@@ -22982,6 +23071,10 @@
     <w:qFormat/>
     <w:rsid w:val="0014751B"/>
     <w:pPr>
+      <w:numPr>
+        <w:ilvl w:val="0"/>
+        <w:numId w:val="0"/>
+      </w:numPr>
       <w:outlineLvl w:val="9"/>
     </w:pPr>
     <w:rPr>
@@ -23024,6 +23117,10 @@
     <w:pPr>
       <w:spacing w:before="36" w:after="36"/>
     </w:pPr>
+    <w:rPr>
+      <w:sz w:val="22"/>
+      <w:szCs w:val="22"/>
+    </w:rPr>
   </w:style>
   <w:style xmlns:w="http://schemas.openxmlformats.org/wordprocessingml/2006/main" w:type="paragraph" w:customStyle="1" w:styleId="Author">
     <w:name w:val="Author"/>
@@ -23083,8 +23180,20 @@
     <w:semiHidden/>
     <w:unhideWhenUsed/>
     <w:qFormat/>
+    <w:rPr>
+      <w:sz w:val="22"/>
+      <w:szCs w:val="22"/>
+    </w:rPr>
     <w:tblPr>
       <w:tblInd w:w="0" w:type="dxa"/>
+      <w:tblBorders>
+        <w:top w:val="single" w:sz="4" w:space="0" w:color="A6A6A6"/>
+        <w:left w:val="single" w:sz="4" w:space="0" w:color="A6A6A6"/>
+        <w:bottom w:val="single" w:sz="4" w:space="0" w:color="A6A6A6"/>
+        <w:right w:val="single" w:sz="4" w:space="0" w:color="A6A6A6"/>
+        <w:insideH w:val="single" w:sz="4" w:space="0" w:color="A6A6A6"/>
+        <w:insideV w:val="single" w:sz="4" w:space="0" w:color="A6A6A6"/>
+      </w:tblBorders>
       <w:tblCellMar>
         <w:top w:w="0" w:type="dxa"/>
         <w:left w:w="108" w:type="dxa"/>
@@ -23092,7 +23201,17 @@
         <w:right w:w="108" w:type="dxa"/>
       </w:tblCellMar>
     </w:tblPr>
+    <w:trPr>
+      <w:cantSplit/>
+    </w:trPr>
     <w:tblStylePr w:type="firstRow">
+      <w:rPr>
+        <w:b/>
+        <w:bCs/>
+        <w:color w:val="FFFFFF"/>
+        <w:sz w:val="22"/>
+        <w:szCs w:val="22"/>
+      </w:rPr>
       <w:tblPr>
         <w:jc w:val="left"/>
         <w:tblInd w:w="0" w:type="dxa"/>
@@ -23101,10 +23220,11 @@
         <w:jc w:val="left"/>
       </w:trPr>
       <w:tcPr>
+        <w:tcBorders>
+          <w:bottom w:val="single"/>
+        </w:tcBorders>
+        <w:shd w:val="clear" w:color="auto" w:fill="404040"/>
         <w:vAlign w:val="bottom"/>
-        <w:tcBorders>
-          <w:bottom w:val="single"/>
-        </w:tcBorders>
       </w:tcPr>
     </w:tblStylePr>
   </w:style>
@@ -23130,6 +23250,7 @@
     <w:basedOn w:val="Normal"/>
     <w:link w:val="BodyTextChar"/>
     <w:pPr>
+      <w:keepNext/>
       <w:spacing w:before="0" w:after="120"/>
     </w:pPr>
     <w:rPr>
@@ -23146,10 +23267,16 @@
   <w:style xmlns:w="http://schemas.openxmlformats.org/wordprocessingml/2006/main" w:type="paragraph" w:customStyle="1" w:styleId="ImageCaption">
     <w:name w:val="Image Caption"/>
     <w:basedOn w:val="Caption"/>
+    <w:pPr>
+      <w:keepNext/>
+    </w:pPr>
   </w:style>
   <w:style xmlns:w="http://schemas.openxmlformats.org/wordprocessingml/2006/main" w:type="paragraph" w:customStyle="1" w:styleId="Figure">
     <w:name w:val="Figure"/>
     <w:basedOn w:val="Normal"/>
+    <w:pPr>
+      <w:keepNext/>
+    </w:pPr>
   </w:style>
   <w:style xmlns:w="http://schemas.openxmlformats.org/wordprocessingml/2006/main" w:type="paragraph" w:customStyle="1" w:styleId="CaptionedFigure">
     <w:name w:val="Captioned Figure"/>

--- a/definitions/design/3/templates/reference.docx
+++ b/definitions/design/3/templates/reference.docx
@@ -2835,7 +2835,7 @@
 <w:hdr xmlns:wpc="http://schemas.microsoft.com/office/word/2010/wordprocessingCanvas" xmlns:cx="http://schemas.microsoft.com/office/drawing/2014/chartex" xmlns:cx1="http://schemas.microsoft.com/office/drawing/2015/9/8/chartex" xmlns:cx2="http://schemas.microsoft.com/office/drawing/2015/10/21/chartex" xmlns:cx3="http://schemas.microsoft.com/office/drawing/2016/5/9/chartex" xmlns:cx4="http://schemas.microsoft.com/office/drawing/2016/5/10/chartex" xmlns:cx5="http://schemas.microsoft.com/office/drawing/2016/5/11/chartex" xmlns:cx6="http://schemas.microsoft.com/office/drawing/2016/5/12/chartex" xmlns:cx7="http://schemas.microsoft.com/office/drawing/2016/5/13/chartex" xmlns:cx8="http://schemas.microsoft.com/office/drawing/2016/5/14/chartex" xmlns:mc="http://schemas.openxmlformats.org/markup-compatibility/2006" xmlns:aink="http://schemas.microsoft.com/office/drawing/2016/ink" xmlns:am3d="http://schemas.microsoft.com/office/drawing/2017/model3d" xmlns:o="urn:schemas-microsoft-com:office:office" xmlns:oel="http://schemas.microsoft.com/office/2019/extlst" xmlns:r="http://schemas.openxmlformats.org/officeDocument/2006/relationships" xmlns:m="http://schemas.openxmlformats.org/officeDocument/2006/math" xmlns:v="urn:schemas-microsoft-com:vml" xmlns:wp14="http://schemas.microsoft.com/office/word/2010/wordprocessingDrawing" xmlns:wp="http://schemas.openxmlformats.org/drawingml/2006/wordprocessingDrawing" xmlns:w10="urn:schemas-microsoft-com:office:word" xmlns:w="http://schemas.openxmlformats.org/wordprocessingml/2006/main" xmlns:w14="http://schemas.microsoft.com/office/word/2010/wordml" xmlns:w15="http://schemas.microsoft.com/office/word/2012/wordml" xmlns:w16cex="http://schemas.microsoft.com/office/word/2018/wordml/cex" xmlns:w16cid="http://schemas.microsoft.com/office/word/2016/wordml/cid" xmlns:w16="http://schemas.microsoft.com/office/word/2018/wordml" xmlns:w16du="http://schemas.microsoft.com/office/word/2023/wordml/word16du" xmlns:w16sdtdh="http://schemas.microsoft.com/office/word/2020/wordml/sdtdatahash" xmlns:w16sdtfl="http://schemas.microsoft.com/office/word/2024/wordml/sdtformatlock" xmlns:w16se="http://schemas.microsoft.com/office/word/2015/wordml/symex" xmlns:wpg="http://schemas.microsoft.com/office/word/2010/wordprocessingGroup" xmlns:wpi="http://schemas.microsoft.com/office/word/2010/wordprocessingInk" xmlns:wne="http://schemas.microsoft.com/office/word/2006/wordml" xmlns:wps="http://schemas.microsoft.com/office/word/2010/wordprocessingShape" mc:Ignorable="w14 w15 w16se w16cid w16 w16cex w16sdtdh w16sdtfl w16du wp14">
   <w:p>
     <w:pPr>
-      <w:pStyle w:val="Header"/>
+      <w:pStyle w:val="HeaderClassification"/>
     </w:pPr>
     <w:r>
       <w:rPr>
@@ -2949,6 +2949,18 @@
         </mc:Fallback>
       </mc:AlternateContent>
     </w:r>
+    <w:r>
+      <w:fldChar w:fldCharType="begin"/>
+    </w:r>
+    <w:r>
+      <w:instrText xml:space="preserve"> STYLEREF "Cover Classification" </w:instrText>
+    </w:r>
+    <w:r>
+      <w:fldChar w:fldCharType="separate"/>
+    </w:r>
+    <w:r>
+      <w:fldChar w:fldCharType="end"/>
+    </w:r>
   </w:p>
 </w:hdr>
 </file>
@@ -2957,8 +2969,7 @@
 <w:hdr xmlns:wpc="http://schemas.microsoft.com/office/word/2010/wordprocessingCanvas" xmlns:cx="http://schemas.microsoft.com/office/drawing/2014/chartex" xmlns:cx1="http://schemas.microsoft.com/office/drawing/2015/9/8/chartex" xmlns:cx2="http://schemas.microsoft.com/office/drawing/2015/10/21/chartex" xmlns:cx3="http://schemas.microsoft.com/office/drawing/2016/5/9/chartex" xmlns:cx4="http://schemas.microsoft.com/office/drawing/2016/5/10/chartex" xmlns:cx5="http://schemas.microsoft.com/office/drawing/2016/5/11/chartex" xmlns:cx6="http://schemas.microsoft.com/office/drawing/2016/5/12/chartex" xmlns:cx7="http://schemas.microsoft.com/office/drawing/2016/5/13/chartex" xmlns:cx8="http://schemas.microsoft.com/office/drawing/2016/5/14/chartex" xmlns:mc="http://schemas.openxmlformats.org/markup-compatibility/2006" xmlns:aink="http://schemas.microsoft.com/office/drawing/2016/ink" xmlns:am3d="http://schemas.microsoft.com/office/drawing/2017/model3d" xmlns:o="urn:schemas-microsoft-com:office:office" xmlns:oel="http://schemas.microsoft.com/office/2019/extlst" xmlns:r="http://schemas.openxmlformats.org/officeDocument/2006/relationships" xmlns:m="http://schemas.openxmlformats.org/officeDocument/2006/math" xmlns:v="urn:schemas-microsoft-com:vml" xmlns:wp14="http://schemas.microsoft.com/office/word/2010/wordprocessingDrawing" xmlns:wp="http://schemas.openxmlformats.org/drawingml/2006/wordprocessingDrawing" xmlns:w10="urn:schemas-microsoft-com:office:word" xmlns:w="http://schemas.openxmlformats.org/wordprocessingml/2006/main" xmlns:w14="http://schemas.microsoft.com/office/word/2010/wordml" xmlns:w15="http://schemas.microsoft.com/office/word/2012/wordml" xmlns:w16cex="http://schemas.microsoft.com/office/word/2018/wordml/cex" xmlns:w16cid="http://schemas.microsoft.com/office/word/2016/wordml/cid" xmlns:w16="http://schemas.microsoft.com/office/word/2018/wordml" xmlns:w16du="http://schemas.microsoft.com/office/word/2023/wordml/word16du" xmlns:w16sdtdh="http://schemas.microsoft.com/office/word/2020/wordml/sdtdatahash" xmlns:w16sdtfl="http://schemas.microsoft.com/office/word/2024/wordml/sdtformatlock" xmlns:w16se="http://schemas.microsoft.com/office/word/2015/wordml/symex" xmlns:wpg="http://schemas.microsoft.com/office/word/2010/wordprocessingGroup" xmlns:wpi="http://schemas.microsoft.com/office/word/2010/wordprocessingInk" xmlns:wne="http://schemas.microsoft.com/office/word/2006/wordml" xmlns:wps="http://schemas.microsoft.com/office/word/2010/wordprocessingShape" mc:Ignorable="w14 w15 w16se w16cid w16 w16cex w16sdtdh w16sdtfl w16du wp14">
   <w:p>
     <w:pPr>
-      <w:pStyle w:val="Header"/>
-      <w:jc w:val="right"/>
+      <w:pStyle w:val="HeaderClassification"/>
     </w:pPr>
     <w:r>
       <w:rPr>
@@ -3317,6 +3328,18 @@
         </wp:anchor>
       </w:drawing>
     </w:r>
+    <w:r>
+      <w:fldChar w:fldCharType="begin"/>
+    </w:r>
+    <w:r>
+      <w:instrText xml:space="preserve"> STYLEREF "Cover Classification" </w:instrText>
+    </w:r>
+    <w:r>
+      <w:fldChar w:fldCharType="separate"/>
+    </w:r>
+    <w:r>
+      <w:fldChar w:fldCharType="end"/>
+    </w:r>
   </w:p>
   <w:p>
     <w:pPr>
@@ -3337,7 +3360,7 @@
 <w:hdr xmlns:wpc="http://schemas.microsoft.com/office/word/2010/wordprocessingCanvas" xmlns:cx="http://schemas.microsoft.com/office/drawing/2014/chartex" xmlns:cx1="http://schemas.microsoft.com/office/drawing/2015/9/8/chartex" xmlns:cx2="http://schemas.microsoft.com/office/drawing/2015/10/21/chartex" xmlns:cx3="http://schemas.microsoft.com/office/drawing/2016/5/9/chartex" xmlns:cx4="http://schemas.microsoft.com/office/drawing/2016/5/10/chartex" xmlns:cx5="http://schemas.microsoft.com/office/drawing/2016/5/11/chartex" xmlns:cx6="http://schemas.microsoft.com/office/drawing/2016/5/12/chartex" xmlns:cx7="http://schemas.microsoft.com/office/drawing/2016/5/13/chartex" xmlns:cx8="http://schemas.microsoft.com/office/drawing/2016/5/14/chartex" xmlns:mc="http://schemas.openxmlformats.org/markup-compatibility/2006" xmlns:aink="http://schemas.microsoft.com/office/drawing/2016/ink" xmlns:am3d="http://schemas.microsoft.com/office/drawing/2017/model3d" xmlns:o="urn:schemas-microsoft-com:office:office" xmlns:oel="http://schemas.microsoft.com/office/2019/extlst" xmlns:r="http://schemas.openxmlformats.org/officeDocument/2006/relationships" xmlns:m="http://schemas.openxmlformats.org/officeDocument/2006/math" xmlns:v="urn:schemas-microsoft-com:vml" xmlns:wp14="http://schemas.microsoft.com/office/word/2010/wordprocessingDrawing" xmlns:wp="http://schemas.openxmlformats.org/drawingml/2006/wordprocessingDrawing" xmlns:w10="urn:schemas-microsoft-com:office:word" xmlns:w="http://schemas.openxmlformats.org/wordprocessingml/2006/main" xmlns:w14="http://schemas.microsoft.com/office/word/2010/wordml" xmlns:w15="http://schemas.microsoft.com/office/word/2012/wordml" xmlns:w16cex="http://schemas.microsoft.com/office/word/2018/wordml/cex" xmlns:w16cid="http://schemas.microsoft.com/office/word/2016/wordml/cid" xmlns:w16="http://schemas.microsoft.com/office/word/2018/wordml" xmlns:w16du="http://schemas.microsoft.com/office/word/2023/wordml/word16du" xmlns:w16sdtdh="http://schemas.microsoft.com/office/word/2020/wordml/sdtdatahash" xmlns:w16sdtfl="http://schemas.microsoft.com/office/word/2024/wordml/sdtformatlock" xmlns:w16se="http://schemas.microsoft.com/office/word/2015/wordml/symex" xmlns:wpg="http://schemas.microsoft.com/office/word/2010/wordprocessingGroup" xmlns:wpi="http://schemas.microsoft.com/office/word/2010/wordprocessingInk" xmlns:wne="http://schemas.microsoft.com/office/word/2006/wordml" xmlns:wps="http://schemas.microsoft.com/office/word/2010/wordprocessingShape" mc:Ignorable="w14 w15 w16se w16cid w16 w16cex w16sdtdh w16sdtfl w16du wp14">
   <w:p>
     <w:pPr>
-      <w:pStyle w:val="Header"/>
+      <w:pStyle w:val="HeaderClassification"/>
     </w:pPr>
     <w:r>
       <w:rPr>
@@ -3530,6 +3553,18 @@
           </w:pict>
         </mc:Fallback>
       </mc:AlternateContent>
+    </w:r>
+    <w:r>
+      <w:fldChar w:fldCharType="begin"/>
+    </w:r>
+    <w:r>
+      <w:instrText xml:space="preserve"> STYLEREF "Cover Classification" </w:instrText>
+    </w:r>
+    <w:r>
+      <w:fldChar w:fldCharType="separate"/>
+    </w:r>
+    <w:r>
+      <w:fldChar w:fldCharType="end"/>
     </w:r>
   </w:p>
 </w:hdr>
@@ -22837,6 +22872,20 @@
       <w:spacing w:before="0" w:after="0" w:line="240" w:lineRule="auto"/>
     </w:pPr>
   </w:style>
+  <w:style w:type="paragraph" w:customStyle="1" w:styleId="HeaderClassification">
+    <w:name w:val="Header Classification"/>
+    <w:basedOn w:val="Header"/>
+    <w:uiPriority w:val="99"/>
+    <w:qFormat/>
+    <w:pPr>
+      <w:jc w:val="center"/>
+    </w:pPr>
+    <w:rPr>
+      <w:color w:val="595959"/>
+      <w:sz w:val="16"/>
+      <w:szCs w:val="16"/>
+    </w:rPr>
+  </w:style>
   <w:style w:type="character" w:customStyle="1" w:styleId="HeaderChar">
     <w:name w:val="Header Char"/>
     <w:basedOn w:val="DefaultParagraphFont"/>

--- a/definitions/design/3/templates/reference.docx
+++ b/definitions/design/3/templates/reference.docx
@@ -2953,7 +2953,7 @@
       <w:fldChar w:fldCharType="begin"/>
     </w:r>
     <w:r>
-      <w:instrText xml:space="preserve"> STYLEREF "Cover Classification" </w:instrText>
+      <w:instrText xml:space="preserve"> STYLEREF "Cover Classification" \* CHARFORMAT </w:instrText>
     </w:r>
     <w:r>
       <w:fldChar w:fldCharType="separate"/>
@@ -3332,7 +3332,7 @@
       <w:fldChar w:fldCharType="begin"/>
     </w:r>
     <w:r>
-      <w:instrText xml:space="preserve"> STYLEREF "Cover Classification" </w:instrText>
+      <w:instrText xml:space="preserve"> STYLEREF "Cover Classification" \* CHARFORMAT </w:instrText>
     </w:r>
     <w:r>
       <w:fldChar w:fldCharType="separate"/>
@@ -3558,7 +3558,7 @@
       <w:fldChar w:fldCharType="begin"/>
     </w:r>
     <w:r>
-      <w:instrText xml:space="preserve"> STYLEREF "Cover Classification" </w:instrText>
+      <w:instrText xml:space="preserve"> STYLEREF "Cover Classification" \* CHARFORMAT </w:instrText>
     </w:r>
     <w:r>
       <w:fldChar w:fldCharType="separate"/>
@@ -23353,6 +23353,21 @@
       <w:vertAlign w:val="superscript"/>
     </w:rPr>
   </w:style>
+  <w:style w:type="paragraph" w:customStyle="1" w:styleId="CoverClassification">
+    <w:name w:val="Cover Classification"/>
+    <w:basedOn w:val="Normal"/>
+    <w:next w:val="Normal"/>
+    <w:uiPriority w:val="99"/>
+    <w:qFormat/>
+    <w:pPr>
+      <w:spacing w:before="0" w:after="0" w:line="20" w:lineRule="exact"/>
+    </w:pPr>
+    <w:rPr>
+      <w:color w:val="FFFFFF"/>
+      <w:sz w:val="2"/>
+      <w:szCs w:val="2"/>
+    </w:rPr>
+  </w:style>
 </w:styles>
 </file>
 
